--- a/por/docx/17.content.docx
+++ b/por/docx/17.content.docx
@@ -19,7 +19,7 @@
         <w:rPr>
           <w:lang w:val="pt_PT" w:bidi="pt_PT"/>
         </w:rPr>
-        <w:t>Resource: Notas de Estudo - Introduções aos Livros (Tyndale)</w:t>
+        <w:t>Resource: Tyndale Open Study Notes</w:t>
       </w:r>
       <w:r>
         <w:rPr>
@@ -112,7 +112,7 @@
         <w:rPr>
           <w:lang w:val="pt_PT" w:bidi="pt_PT"/>
         </w:rPr>
-        <w:t>Notas de Estudo - Introduções aos Livros (Tyndale)</w:t>
+        <w:t>Tyndale Open Study Notes</w:t>
       </w:r>
     </w:p>
     <w:p>

--- a/por/docx/17.content.docx
+++ b/por/docx/17.content.docx
@@ -19,7 +19,7 @@
         <w:rPr>
           <w:lang w:val="pt_PT" w:bidi="pt_PT"/>
         </w:rPr>
-        <w:t>Resource: Tyndale Open Study Notes</w:t>
+        <w:t>Resource: Aquifer Open Study Notes (Book Intros)</w:t>
       </w:r>
       <w:r>
         <w:rPr>
@@ -112,7 +112,7 @@
         <w:rPr>
           <w:lang w:val="pt_PT" w:bidi="pt_PT"/>
         </w:rPr>
-        <w:t>Tyndale Open Study Notes</w:t>
+        <w:t>Aquifer Open Study Notes (Book Intros)</w:t>
       </w:r>
     </w:p>
     <w:p>

--- a/por/docx/17.content.docx
+++ b/por/docx/17.content.docx
@@ -258,36 +258,24 @@
         </w:rPr>
         <w:t>O livro de Ester é ambientado durante o reinado do Rei Xerxes da Pérsia (486–465 a.C.). Em uma geração anterior (538 a.C.), cerca de 50.000 pessoas haviam retornado à Judeia da Babilônia (</w:t>
       </w:r>
-      <w:hyperlink r:id="rId13">
-        <w:r>
-          <w:rPr>
-            <w:lang w:val="pt_PT" w:bidi="pt_PT"/>
-          </w:rPr>
-          <w:rPr>
-            <w:color w:val="0000EE"/>
-            <w:u w:val="single"/>
-          </w:rPr>
-          <w:t>Ed 1.1–5</w:t>
-        </w:r>
-      </w:hyperlink>
+      <w:r>
+        <w:rPr>
+          <w:lang w:val="pt_PT" w:bidi="pt_PT"/>
+        </w:rPr>
+        <w:t>Ed 1.1–5</w:t>
+      </w:r>
       <w:r>
         <w:rPr>
           <w:lang w:val="pt_PT" w:bidi="pt_PT"/>
         </w:rPr>
         <w:t xml:space="preserve">; </w:t>
       </w:r>
-      <w:hyperlink r:id="rId14">
-        <w:r>
-          <w:rPr>
-            <w:lang w:val="pt_PT" w:bidi="pt_PT"/>
-          </w:rPr>
-          <w:rPr>
-            <w:color w:val="0000EE"/>
-            <w:u w:val="single"/>
-          </w:rPr>
-          <w:t>2.64–67</w:t>
-        </w:r>
-      </w:hyperlink>
+      <w:r>
+        <w:rPr>
+          <w:lang w:val="pt_PT" w:bidi="pt_PT"/>
+        </w:rPr>
+        <w:t>2.64–67</w:t>
+      </w:r>
       <w:r>
         <w:rPr>
           <w:lang w:val="pt_PT" w:bidi="pt_PT"/>
@@ -333,36 +321,24 @@
         </w:rPr>
         <w:t>Quando o Rei Xerxes deu um banquete luxuoso para os principais líderes da Pérsia, a Rainha Vasti se recusou a exibir sua beleza, então Xerxes a depôs e procurou uma nova rainha (</w:t>
       </w:r>
-      <w:hyperlink r:id="rId15">
-        <w:r>
-          <w:rPr>
-            <w:lang w:val="pt_PT" w:bidi="pt_PT"/>
-          </w:rPr>
-          <w:rPr>
-            <w:color w:val="0000EE"/>
-            <w:u w:val="single"/>
-          </w:rPr>
-          <w:t>1.1–2.4</w:t>
-        </w:r>
-      </w:hyperlink>
+      <w:r>
+        <w:rPr>
+          <w:lang w:val="pt_PT" w:bidi="pt_PT"/>
+        </w:rPr>
+        <w:t>1.1–2.4</w:t>
+      </w:r>
       <w:r>
         <w:rPr>
           <w:lang w:val="pt_PT" w:bidi="pt_PT"/>
         </w:rPr>
         <w:t>). Ester, prima de Mordecai e judia, foi escolhida (</w:t>
       </w:r>
-      <w:hyperlink r:id="rId16">
-        <w:r>
-          <w:rPr>
-            <w:lang w:val="pt_PT" w:bidi="pt_PT"/>
-          </w:rPr>
-          <w:rPr>
-            <w:color w:val="0000EE"/>
-            <w:u w:val="single"/>
-          </w:rPr>
-          <w:t>2.5–18</w:t>
-        </w:r>
-      </w:hyperlink>
+      <w:r>
+        <w:rPr>
+          <w:lang w:val="pt_PT" w:bidi="pt_PT"/>
+        </w:rPr>
+        <w:t>2.5–18</w:t>
+      </w:r>
       <w:r>
         <w:rPr>
           <w:lang w:val="pt_PT" w:bidi="pt_PT"/>
@@ -383,72 +359,48 @@
         </w:rPr>
         <w:t>Depois que Mordecai se tornou um oficial do palácio, ele descobriu um complô contra o rei e o relatou através de Ester. Em uma ocasião posterior, Mordecai se recusou a se curvar a Hamã, o mais alto oficial de Xerxes, o que levou ao plano vingativo de Hamã de matar todos os judeus no império (</w:t>
       </w:r>
-      <w:hyperlink r:id="rId17">
-        <w:r>
-          <w:rPr>
-            <w:lang w:val="pt_PT" w:bidi="pt_PT"/>
-          </w:rPr>
-          <w:rPr>
-            <w:color w:val="0000EE"/>
-            <w:u w:val="single"/>
-          </w:rPr>
-          <w:t>2.19–3.15</w:t>
-        </w:r>
-      </w:hyperlink>
+      <w:r>
+        <w:rPr>
+          <w:lang w:val="pt_PT" w:bidi="pt_PT"/>
+        </w:rPr>
+        <w:t>2.19–3.15</w:t>
+      </w:r>
       <w:r>
         <w:rPr>
           <w:lang w:val="pt_PT" w:bidi="pt_PT"/>
         </w:rPr>
         <w:t>). Enquanto a comunidade judaica orava (</w:t>
       </w:r>
-      <w:hyperlink r:id="rId18">
-        <w:r>
-          <w:rPr>
-            <w:lang w:val="pt_PT" w:bidi="pt_PT"/>
-          </w:rPr>
-          <w:rPr>
-            <w:color w:val="0000EE"/>
-            <w:u w:val="single"/>
-          </w:rPr>
-          <w:t>4.16</w:t>
-        </w:r>
-      </w:hyperlink>
+      <w:r>
+        <w:rPr>
+          <w:lang w:val="pt_PT" w:bidi="pt_PT"/>
+        </w:rPr>
+        <w:t>4.16</w:t>
+      </w:r>
       <w:r>
         <w:rPr>
           <w:lang w:val="pt_PT" w:bidi="pt_PT"/>
         </w:rPr>
         <w:t>), Ester colocou sua própria vida em risco, aproximando-se do rei sem ser convidada, e pediu ao rei e a Hamã que viessem a um banquete (</w:t>
       </w:r>
-      <w:hyperlink r:id="rId19">
-        <w:r>
-          <w:rPr>
-            <w:lang w:val="pt_PT" w:bidi="pt_PT"/>
-          </w:rPr>
-          <w:rPr>
-            <w:color w:val="0000EE"/>
-            <w:u w:val="single"/>
-          </w:rPr>
-          <w:t>cap. 4</w:t>
-        </w:r>
-      </w:hyperlink>
+      <w:r>
+        <w:rPr>
+          <w:lang w:val="pt_PT" w:bidi="pt_PT"/>
+        </w:rPr>
+        <w:t>cap. 4</w:t>
+      </w:r>
       <w:r>
         <w:rPr>
           <w:lang w:val="pt_PT" w:bidi="pt_PT"/>
         </w:rPr>
         <w:t>). Enquanto isso, Hamã havia construído uma estaca para enforcar Mordecai (</w:t>
       </w:r>
-      <w:hyperlink r:id="rId20">
-        <w:r>
-          <w:rPr>
-            <w:lang w:val="pt_PT" w:bidi="pt_PT"/>
-          </w:rPr>
-          <w:rPr>
-            <w:color w:val="0000EE"/>
-            <w:u w:val="single"/>
-          </w:rPr>
-          <w:t>5.14</w:t>
-        </w:r>
-      </w:hyperlink>
+      <w:r>
+        <w:rPr>
+          <w:lang w:val="pt_PT" w:bidi="pt_PT"/>
+        </w:rPr>
+        <w:t>5.14</w:t>
+      </w:r>
       <w:r>
         <w:rPr>
           <w:lang w:val="pt_PT" w:bidi="pt_PT"/>
@@ -469,36 +421,24 @@
         </w:rPr>
         <w:t>Após perceber que Mordecai nunca havia sido recompensado por descobrir o plano de assassinato, o rei ordenou que Hamã liderasse uma procissão para honrar Mordecai, um evento humilhante para Hamã (</w:t>
       </w:r>
-      <w:hyperlink r:id="rId21">
-        <w:r>
-          <w:rPr>
-            <w:lang w:val="pt_PT" w:bidi="pt_PT"/>
-          </w:rPr>
-          <w:rPr>
-            <w:color w:val="0000EE"/>
-            <w:u w:val="single"/>
-          </w:rPr>
-          <w:t>cap. 6</w:t>
-        </w:r>
-      </w:hyperlink>
+      <w:r>
+        <w:rPr>
+          <w:lang w:val="pt_PT" w:bidi="pt_PT"/>
+        </w:rPr>
+        <w:t>cap. 6</w:t>
+      </w:r>
       <w:r>
         <w:rPr>
           <w:lang w:val="pt_PT" w:bidi="pt_PT"/>
         </w:rPr>
         <w:t>). Então, no banquete, Ester revelou que o plano de Hamã era um ataque pessoal ao seu povo. Hamã foi enforcado em sua própria estaca, morto em sua própria forca (</w:t>
       </w:r>
-      <w:hyperlink r:id="rId22">
-        <w:r>
-          <w:rPr>
-            <w:lang w:val="pt_PT" w:bidi="pt_PT"/>
-          </w:rPr>
-          <w:rPr>
-            <w:color w:val="0000EE"/>
-            <w:u w:val="single"/>
-          </w:rPr>
-          <w:t>cap. 7</w:t>
-        </w:r>
-      </w:hyperlink>
+      <w:r>
+        <w:rPr>
+          <w:lang w:val="pt_PT" w:bidi="pt_PT"/>
+        </w:rPr>
+        <w:t>cap. 7</w:t>
+      </w:r>
       <w:r>
         <w:rPr>
           <w:lang w:val="pt_PT" w:bidi="pt_PT"/>
@@ -519,36 +459,24 @@
         </w:rPr>
         <w:t>O rei Xerxes então permitiu que o povo judeu se defendesse de seus inimigos (</w:t>
       </w:r>
-      <w:hyperlink r:id="rId23">
-        <w:r>
-          <w:rPr>
-            <w:lang w:val="pt_PT" w:bidi="pt_PT"/>
-          </w:rPr>
-          <w:rPr>
-            <w:color w:val="0000EE"/>
-            <w:u w:val="single"/>
-          </w:rPr>
-          <w:t>8.1–14</w:t>
-        </w:r>
-      </w:hyperlink>
+      <w:r>
+        <w:rPr>
+          <w:lang w:val="pt_PT" w:bidi="pt_PT"/>
+        </w:rPr>
+        <w:t>8.1–14</w:t>
+      </w:r>
       <w:r>
         <w:rPr>
           <w:lang w:val="pt_PT" w:bidi="pt_PT"/>
         </w:rPr>
         <w:t>). Os judeus se alegraram, Mordecai foi promovido, e os filhos de Hamã foram executados (</w:t>
       </w:r>
-      <w:hyperlink r:id="rId24">
-        <w:r>
-          <w:rPr>
-            <w:lang w:val="pt_PT" w:bidi="pt_PT"/>
-          </w:rPr>
-          <w:rPr>
-            <w:color w:val="0000EE"/>
-            <w:u w:val="single"/>
-          </w:rPr>
-          <w:t>9.1–17</w:t>
-        </w:r>
-      </w:hyperlink>
+      <w:r>
+        <w:rPr>
+          <w:lang w:val="pt_PT" w:bidi="pt_PT"/>
+        </w:rPr>
+        <w:t>9.1–17</w:t>
+      </w:r>
       <w:r>
         <w:rPr>
           <w:lang w:val="pt_PT" w:bidi="pt_PT"/>
@@ -605,18 +533,12 @@
         </w:rPr>
         <w:t>O livro de Ester é uma narrativa biográfica semelhante ao relato de José (</w:t>
       </w:r>
-      <w:hyperlink r:id="rId25">
-        <w:r>
-          <w:rPr>
-            <w:lang w:val="pt_PT" w:bidi="pt_PT"/>
-          </w:rPr>
-          <w:rPr>
-            <w:color w:val="0000EE"/>
-            <w:u w:val="single"/>
-          </w:rPr>
-          <w:t>Gn 37–48</w:t>
-        </w:r>
-      </w:hyperlink>
+      <w:r>
+        <w:rPr>
+          <w:lang w:val="pt_PT" w:bidi="pt_PT"/>
+        </w:rPr>
+        <w:t>Gn 37–48</w:t>
+      </w:r>
       <w:r>
         <w:rPr>
           <w:lang w:val="pt_PT" w:bidi="pt_PT"/>
@@ -637,36 +559,24 @@
         </w:rPr>
         <w:t xml:space="preserve">Por outro lado, a precisão histórica do livro é apoiada porque (a) o livro utiliza nomes, títulos e costumes persas autênticos; (b) em outros contextos, Deus atua nos bastidores para usar coincidências improváveis para sua glória (e.g., </w:t>
       </w:r>
-      <w:hyperlink r:id="rId25">
-        <w:r>
-          <w:rPr>
-            <w:lang w:val="pt_PT" w:bidi="pt_PT"/>
-          </w:rPr>
-          <w:rPr>
-            <w:color w:val="0000EE"/>
-            <w:u w:val="single"/>
-          </w:rPr>
-          <w:t>Gn 37–48</w:t>
-        </w:r>
-      </w:hyperlink>
+      <w:r>
+        <w:rPr>
+          <w:lang w:val="pt_PT" w:bidi="pt_PT"/>
+        </w:rPr>
+        <w:t>Gn 37–48</w:t>
+      </w:r>
       <w:r>
         <w:rPr>
           <w:lang w:val="pt_PT" w:bidi="pt_PT"/>
         </w:rPr>
         <w:t xml:space="preserve">; </w:t>
       </w:r>
-      <w:hyperlink r:id="rId26">
-        <w:r>
-          <w:rPr>
-            <w:lang w:val="pt_PT" w:bidi="pt_PT"/>
-          </w:rPr>
-          <w:rPr>
-            <w:color w:val="0000EE"/>
-            <w:u w:val="single"/>
-          </w:rPr>
-          <w:t>Rt 1–4</w:t>
-        </w:r>
-      </w:hyperlink>
+      <w:r>
+        <w:rPr>
+          <w:lang w:val="pt_PT" w:bidi="pt_PT"/>
+        </w:rPr>
+        <w:t>Rt 1–4</w:t>
+      </w:r>
       <w:r>
         <w:rPr>
           <w:lang w:val="pt_PT" w:bidi="pt_PT"/>
@@ -723,18 +633,12 @@
         </w:rPr>
         <w:t xml:space="preserve">Embora o livro de Ester nunca mencione Deus, seu propósito central é demonstrar que Deus trabalha providencialmente para cuidar de seu povo. Deus usou a arrogância bêbada de Xerxes para elevar Ester a uma posição de influência (caps. </w:t>
       </w:r>
-      <w:hyperlink r:id="rId27">
-        <w:r>
-          <w:rPr>
-            <w:lang w:val="pt_PT" w:bidi="pt_PT"/>
-          </w:rPr>
-          <w:rPr>
-            <w:color w:val="0000EE"/>
-            <w:u w:val="single"/>
-          </w:rPr>
-          <w:t>1–2</w:t>
-        </w:r>
-      </w:hyperlink>
+      <w:r>
+        <w:rPr>
+          <w:lang w:val="pt_PT" w:bidi="pt_PT"/>
+        </w:rPr>
+        <w:t>1–2</w:t>
+      </w:r>
       <w:r>
         <w:rPr>
           <w:lang w:val="pt_PT" w:bidi="pt_PT"/>
